--- a/Python_classic interview _practice questions.docx
+++ b/Python_classic interview _practice questions.docx
@@ -4285,6 +4285,291 @@
     </w:p>
     <w:p>
       <w:pPr>
+        <w:tabs>
+          <w:tab w:val="left" w:pos="916"/>
+          <w:tab w:val="left" w:pos="1832"/>
+          <w:tab w:val="left" w:pos="2748"/>
+          <w:tab w:val="left" w:pos="3664"/>
+          <w:tab w:val="left" w:pos="4580"/>
+          <w:tab w:val="left" w:pos="5496"/>
+          <w:tab w:val="left" w:pos="6412"/>
+          <w:tab w:val="left" w:pos="7328"/>
+          <w:tab w:val="left" w:pos="8244"/>
+          <w:tab w:val="left" w:pos="9160"/>
+          <w:tab w:val="left" w:pos="10076"/>
+          <w:tab w:val="left" w:pos="10992"/>
+          <w:tab w:val="left" w:pos="11908"/>
+          <w:tab w:val="left" w:pos="12824"/>
+          <w:tab w:val="left" w:pos="13740"/>
+          <w:tab w:val="left" w:pos="14656"/>
+        </w:tabs>
+        <w:spacing w:after="0" w:line="240" w:lineRule="auto"/>
+        <w:rPr>
+          <w:rFonts w:ascii="Courier New" w:eastAsia="Times New Roman" w:hAnsi="Courier New" w:cs="Courier New"/>
+          <w:noProof/>
+          <w:sz w:val="20"/>
+          <w:szCs w:val="20"/>
+          <w:lang w:eastAsia="en-IN"/>
+        </w:rPr>
+      </w:pPr>
+    </w:p>
+    <w:p>
+      <w:pPr>
+        <w:tabs>
+          <w:tab w:val="left" w:pos="916"/>
+          <w:tab w:val="left" w:pos="1832"/>
+          <w:tab w:val="left" w:pos="2748"/>
+          <w:tab w:val="left" w:pos="3664"/>
+          <w:tab w:val="left" w:pos="4580"/>
+          <w:tab w:val="left" w:pos="5496"/>
+          <w:tab w:val="left" w:pos="6412"/>
+          <w:tab w:val="left" w:pos="7328"/>
+          <w:tab w:val="left" w:pos="8244"/>
+          <w:tab w:val="left" w:pos="9160"/>
+          <w:tab w:val="left" w:pos="10076"/>
+          <w:tab w:val="left" w:pos="10992"/>
+          <w:tab w:val="left" w:pos="11908"/>
+          <w:tab w:val="left" w:pos="12824"/>
+          <w:tab w:val="left" w:pos="13740"/>
+          <w:tab w:val="left" w:pos="14656"/>
+        </w:tabs>
+        <w:spacing w:after="0" w:line="240" w:lineRule="auto"/>
+        <w:rPr>
+          <w:rFonts w:ascii="Courier New" w:eastAsia="Times New Roman" w:hAnsi="Courier New" w:cs="Courier New"/>
+          <w:noProof/>
+          <w:sz w:val="20"/>
+          <w:szCs w:val="20"/>
+          <w:lang w:eastAsia="en-IN"/>
+        </w:rPr>
+      </w:pPr>
+      <w:r>
+        <w:rPr>
+          <w:rFonts w:ascii="Courier New" w:eastAsia="Times New Roman" w:hAnsi="Courier New" w:cs="Courier New"/>
+          <w:noProof/>
+          <w:sz w:val="20"/>
+          <w:szCs w:val="20"/>
+          <w:lang w:eastAsia="en-IN"/>
+        </w:rPr>
+        <w:t>++++++++++++++++++++++++++++++++++++</w:t>
+      </w:r>
+    </w:p>
+    <w:p>
+      <w:pPr>
+        <w:tabs>
+          <w:tab w:val="left" w:pos="916"/>
+          <w:tab w:val="left" w:pos="1832"/>
+          <w:tab w:val="left" w:pos="2748"/>
+          <w:tab w:val="left" w:pos="3664"/>
+          <w:tab w:val="left" w:pos="4580"/>
+          <w:tab w:val="left" w:pos="5496"/>
+          <w:tab w:val="left" w:pos="6412"/>
+          <w:tab w:val="left" w:pos="7328"/>
+          <w:tab w:val="left" w:pos="8244"/>
+          <w:tab w:val="left" w:pos="9160"/>
+          <w:tab w:val="left" w:pos="10076"/>
+          <w:tab w:val="left" w:pos="10992"/>
+          <w:tab w:val="left" w:pos="11908"/>
+          <w:tab w:val="left" w:pos="12824"/>
+          <w:tab w:val="left" w:pos="13740"/>
+          <w:tab w:val="left" w:pos="14656"/>
+        </w:tabs>
+        <w:spacing w:after="0" w:line="240" w:lineRule="auto"/>
+        <w:rPr>
+          <w:rFonts w:ascii="Courier New" w:eastAsia="Times New Roman" w:hAnsi="Courier New" w:cs="Courier New"/>
+          <w:noProof/>
+          <w:sz w:val="20"/>
+          <w:szCs w:val="20"/>
+          <w:lang w:eastAsia="en-IN"/>
+        </w:rPr>
+      </w:pPr>
+    </w:p>
+    <w:p>
+      <w:pPr>
+        <w:tabs>
+          <w:tab w:val="left" w:pos="916"/>
+          <w:tab w:val="left" w:pos="1832"/>
+          <w:tab w:val="left" w:pos="2748"/>
+          <w:tab w:val="left" w:pos="3664"/>
+          <w:tab w:val="left" w:pos="4580"/>
+          <w:tab w:val="left" w:pos="5496"/>
+          <w:tab w:val="left" w:pos="6412"/>
+          <w:tab w:val="left" w:pos="7328"/>
+          <w:tab w:val="left" w:pos="8244"/>
+          <w:tab w:val="left" w:pos="9160"/>
+          <w:tab w:val="left" w:pos="10076"/>
+          <w:tab w:val="left" w:pos="10992"/>
+          <w:tab w:val="left" w:pos="11908"/>
+          <w:tab w:val="left" w:pos="12824"/>
+          <w:tab w:val="left" w:pos="13740"/>
+          <w:tab w:val="left" w:pos="14656"/>
+        </w:tabs>
+        <w:spacing w:after="0" w:line="240" w:lineRule="auto"/>
+        <w:rPr>
+          <w:rFonts w:ascii="Courier New" w:eastAsia="Times New Roman" w:hAnsi="Courier New" w:cs="Courier New"/>
+          <w:noProof/>
+          <w:sz w:val="20"/>
+          <w:szCs w:val="20"/>
+          <w:highlight w:val="cyan"/>
+          <w:lang w:eastAsia="en-IN"/>
+        </w:rPr>
+      </w:pPr>
+      <w:r>
+        <w:rPr>
+          <w:rFonts w:ascii="Courier New" w:eastAsia="Times New Roman" w:hAnsi="Courier New" w:cs="Courier New"/>
+          <w:noProof/>
+          <w:sz w:val="20"/>
+          <w:szCs w:val="20"/>
+          <w:highlight w:val="cyan"/>
+          <w:lang w:eastAsia="en-IN"/>
+        </w:rPr>
+        <w:t>def sum_of_digits(n):</w:t>
+      </w:r>
+      <w:r>
+        <w:rPr>
+          <w:rFonts w:ascii="Courier New" w:eastAsia="Times New Roman" w:hAnsi="Courier New" w:cs="Courier New"/>
+          <w:noProof/>
+          <w:sz w:val="20"/>
+          <w:szCs w:val="20"/>
+          <w:highlight w:val="cyan"/>
+          <w:lang w:eastAsia="en-IN"/>
+        </w:rPr>
+        <w:br/>
+      </w:r>
+    </w:p>
+    <w:p>
+      <w:pPr>
+        <w:tabs>
+          <w:tab w:val="left" w:pos="916"/>
+          <w:tab w:val="left" w:pos="1832"/>
+          <w:tab w:val="left" w:pos="2748"/>
+          <w:tab w:val="left" w:pos="3664"/>
+          <w:tab w:val="left" w:pos="4580"/>
+          <w:tab w:val="left" w:pos="5496"/>
+          <w:tab w:val="left" w:pos="6412"/>
+          <w:tab w:val="left" w:pos="7328"/>
+          <w:tab w:val="left" w:pos="8244"/>
+          <w:tab w:val="left" w:pos="9160"/>
+          <w:tab w:val="left" w:pos="10076"/>
+          <w:tab w:val="left" w:pos="10992"/>
+          <w:tab w:val="left" w:pos="11908"/>
+          <w:tab w:val="left" w:pos="12824"/>
+          <w:tab w:val="left" w:pos="13740"/>
+          <w:tab w:val="left" w:pos="14656"/>
+        </w:tabs>
+        <w:spacing w:after="0" w:line="240" w:lineRule="auto"/>
+        <w:ind w:left="720"/>
+        <w:rPr>
+          <w:rFonts w:ascii="Courier New" w:eastAsia="Times New Roman" w:hAnsi="Courier New" w:cs="Courier New"/>
+          <w:noProof/>
+          <w:sz w:val="20"/>
+          <w:szCs w:val="20"/>
+          <w:highlight w:val="cyan"/>
+          <w:lang w:eastAsia="en-IN"/>
+        </w:rPr>
+      </w:pPr>
+      <w:r>
+        <w:rPr>
+          <w:rFonts w:ascii="Courier New" w:eastAsia="Times New Roman" w:hAnsi="Courier New" w:cs="Courier New"/>
+          <w:noProof/>
+          <w:sz w:val="20"/>
+          <w:szCs w:val="20"/>
+          <w:highlight w:val="cyan"/>
+          <w:lang w:eastAsia="en-IN"/>
+        </w:rPr>
+        <w:t>total = 0</w:t>
+      </w:r>
+      <w:r>
+        <w:rPr>
+          <w:rFonts w:ascii="Courier New" w:eastAsia="Times New Roman" w:hAnsi="Courier New" w:cs="Courier New"/>
+          <w:noProof/>
+          <w:sz w:val="20"/>
+          <w:szCs w:val="20"/>
+          <w:highlight w:val="cyan"/>
+          <w:lang w:eastAsia="en-IN"/>
+        </w:rPr>
+        <w:br/>
+        <w:t>for digit in str(n):</w:t>
+      </w:r>
+      <w:r>
+        <w:rPr>
+          <w:rFonts w:ascii="Courier New" w:eastAsia="Times New Roman" w:hAnsi="Courier New" w:cs="Courier New"/>
+          <w:noProof/>
+          <w:sz w:val="20"/>
+          <w:szCs w:val="20"/>
+          <w:highlight w:val="cyan"/>
+          <w:lang w:eastAsia="en-IN"/>
+        </w:rPr>
+        <w:br/>
+      </w:r>
+    </w:p>
+    <w:p>
+      <w:pPr>
+        <w:tabs>
+          <w:tab w:val="left" w:pos="916"/>
+          <w:tab w:val="left" w:pos="1832"/>
+          <w:tab w:val="left" w:pos="2748"/>
+          <w:tab w:val="left" w:pos="3664"/>
+          <w:tab w:val="left" w:pos="4580"/>
+          <w:tab w:val="left" w:pos="5496"/>
+          <w:tab w:val="left" w:pos="6412"/>
+          <w:tab w:val="left" w:pos="7328"/>
+          <w:tab w:val="left" w:pos="8244"/>
+          <w:tab w:val="left" w:pos="9160"/>
+          <w:tab w:val="left" w:pos="10076"/>
+          <w:tab w:val="left" w:pos="10992"/>
+          <w:tab w:val="left" w:pos="11908"/>
+          <w:tab w:val="left" w:pos="12824"/>
+          <w:tab w:val="left" w:pos="13740"/>
+          <w:tab w:val="left" w:pos="14656"/>
+        </w:tabs>
+        <w:spacing w:after="0" w:line="240" w:lineRule="auto"/>
+        <w:ind w:left="720"/>
+        <w:rPr>
+          <w:rFonts w:ascii="Courier New" w:eastAsia="Times New Roman" w:hAnsi="Courier New" w:cs="Courier New"/>
+          <w:noProof/>
+          <w:sz w:val="20"/>
+          <w:szCs w:val="20"/>
+          <w:lang w:eastAsia="en-IN"/>
+        </w:rPr>
+      </w:pPr>
+      <w:r>
+        <w:rPr>
+          <w:rFonts w:ascii="Courier New" w:eastAsia="Times New Roman" w:hAnsi="Courier New" w:cs="Courier New"/>
+          <w:noProof/>
+          <w:sz w:val="20"/>
+          <w:szCs w:val="20"/>
+          <w:highlight w:val="cyan"/>
+          <w:lang w:eastAsia="en-IN"/>
+        </w:rPr>
+        <w:tab/>
+        <w:t xml:space="preserve"> </w:t>
+      </w:r>
+      <w:r>
+        <w:rPr>
+          <w:rFonts w:ascii="Courier New" w:eastAsia="Times New Roman" w:hAnsi="Courier New" w:cs="Courier New"/>
+          <w:noProof/>
+          <w:sz w:val="20"/>
+          <w:szCs w:val="20"/>
+          <w:highlight w:val="cyan"/>
+          <w:lang w:eastAsia="en-IN"/>
+        </w:rPr>
+        <w:t>total += int(digit)</w:t>
+      </w:r>
+      <w:r>
+        <w:rPr>
+          <w:rFonts w:ascii="Courier New" w:eastAsia="Times New Roman" w:hAnsi="Courier New" w:cs="Courier New"/>
+          <w:noProof/>
+          <w:sz w:val="20"/>
+          <w:szCs w:val="20"/>
+          <w:highlight w:val="cyan"/>
+          <w:lang w:eastAsia="en-IN"/>
+        </w:rPr>
+        <w:br/>
+        <w:t>return total</w:t>
+      </w:r>
+    </w:p>
+    <w:p>
+      <w:pPr>
         <w:spacing w:after="0" w:line="240" w:lineRule="auto"/>
         <w:rPr>
           <w:rFonts w:ascii="Times New Roman" w:eastAsia="Times New Roman" w:hAnsi="Times New Roman" w:cs="Times New Roman"/>
@@ -4842,6 +5127,7 @@
           <w:szCs w:val="20"/>
           <w:lang w:eastAsia="en-IN"/>
         </w:rPr>
+        <w:lastRenderedPageBreak/>
         <w:t xml:space="preserve">    return list(set(items))</w:t>
       </w:r>
     </w:p>
@@ -5043,7 +5329,6 @@
           <w:szCs w:val="20"/>
           <w:lang w:eastAsia="en-IN"/>
         </w:rPr>
-        <w:lastRenderedPageBreak/>
         <w:t>a = 5</w:t>
       </w:r>
     </w:p>
@@ -6266,6 +6551,7 @@
           <w:szCs w:val="20"/>
           <w:lang w:eastAsia="en-IN"/>
         </w:rPr>
+        <w:lastRenderedPageBreak/>
         <w:t>print(find_min_max([3, 5, 1, 9, 2]))</w:t>
       </w:r>
     </w:p>
@@ -6376,7 +6662,6 @@
           <w:szCs w:val="20"/>
           <w:lang w:eastAsia="en-IN"/>
         </w:rPr>
-        <w:lastRenderedPageBreak/>
         <w:t>def reverse_array(arr):</w:t>
       </w:r>
     </w:p>
@@ -7709,6 +7994,7 @@
           <w:szCs w:val="20"/>
           <w:lang w:eastAsia="en-IN"/>
         </w:rPr>
+        <w:lastRenderedPageBreak/>
         <w:t xml:space="preserve">    count = Counter(s)</w:t>
       </w:r>
     </w:p>
@@ -7991,7 +8277,6 @@
           <w:szCs w:val="24"/>
           <w:lang w:eastAsia="en-IN"/>
         </w:rPr>
-        <w:lastRenderedPageBreak/>
         <w:t>────────────────────────────</w:t>
       </w:r>
       <w:r>
@@ -9279,6 +9564,7 @@
           <w:szCs w:val="24"/>
           <w:lang w:eastAsia="en-IN"/>
         </w:rPr>
+        <w:lastRenderedPageBreak/>
         <w:t>Binary search (sorted array)</w:t>
       </w:r>
     </w:p>
@@ -9565,7 +9851,6 @@
           <w:szCs w:val="20"/>
           <w:lang w:eastAsia="en-IN"/>
         </w:rPr>
-        <w:lastRenderedPageBreak/>
         <w:t xml:space="preserve">            return mid</w:t>
       </w:r>
     </w:p>
@@ -10692,6 +10977,7 @@
           <w:szCs w:val="20"/>
           <w:lang w:eastAsia="en-IN"/>
         </w:rPr>
+        <w:lastRenderedPageBreak/>
         <w:t>def two_sum(nums, target):</w:t>
       </w:r>
     </w:p>
@@ -11016,7 +11302,6 @@
           <w:szCs w:val="20"/>
           <w:lang w:eastAsia="en-IN"/>
         </w:rPr>
-        <w:lastRenderedPageBreak/>
         <w:t>print(two_sum([2, 7, 11, 15], 9))</w:t>
       </w:r>
     </w:p>
@@ -11777,7 +12062,7 @@
     <w:p>
       <w:r>
         <w:pict w14:anchorId="4C136486">
-          <v:rect id="_x0000_i1114" style="width:0;height:1.5pt" o:hralign="center" o:hrstd="t" o:hr="t" fillcolor="#a0a0a0" stroked="f"/>
+          <v:rect id="_x0000_i1036" style="width:0;height:1.5pt" o:hralign="center" o:hrstd="t" o:hr="t" fillcolor="#a0a0a0" stroked="f"/>
         </w:pict>
       </w:r>
     </w:p>
@@ -11819,6 +12104,7 @@
         </w:numPr>
       </w:pPr>
       <w:r>
+        <w:lastRenderedPageBreak/>
         <w:t>Exactly 2 factors (1 and itself)</w:t>
       </w:r>
     </w:p>
@@ -11867,7 +12153,6 @@
         </w:numPr>
       </w:pPr>
       <w:r>
-        <w:lastRenderedPageBreak/>
         <w:t>Example: 4, 6, 8</w:t>
       </w:r>
     </w:p>
@@ -11911,7 +12196,7 @@
     <w:p>
       <w:r>
         <w:pict w14:anchorId="1F0454BB">
-          <v:rect id="_x0000_i1115" style="width:0;height:1.5pt" o:hralign="center" o:hrstd="t" o:hr="t" fillcolor="#a0a0a0" stroked="f"/>
+          <v:rect id="_x0000_i1037" style="width:0;height:1.5pt" o:hralign="center" o:hrstd="t" o:hr="t" fillcolor="#a0a0a0" stroked="f"/>
         </w:pict>
       </w:r>
     </w:p>
@@ -11970,7 +12255,7 @@
     <w:p>
       <w:r>
         <w:pict w14:anchorId="04333A91">
-          <v:rect id="_x0000_i1116" style="width:0;height:1.5pt" o:hralign="center" o:hrstd="t" o:hr="t" fillcolor="#a0a0a0" stroked="f"/>
+          <v:rect id="_x0000_i1038" style="width:0;height:1.5pt" o:hralign="center" o:hrstd="t" o:hr="t" fillcolor="#a0a0a0" stroked="f"/>
         </w:pict>
       </w:r>
     </w:p>
@@ -12014,7 +12299,7 @@
     <w:p>
       <w:r>
         <w:pict w14:anchorId="3C5A7BBB">
-          <v:rect id="_x0000_i1117" style="width:0;height:1.5pt" o:hralign="center" o:hrstd="t" o:hr="t" fillcolor="#a0a0a0" stroked="f"/>
+          <v:rect id="_x0000_i1039" style="width:0;height:1.5pt" o:hralign="center" o:hrstd="t" o:hr="t" fillcolor="#a0a0a0" stroked="f"/>
         </w:pict>
       </w:r>
     </w:p>
@@ -12058,7 +12343,7 @@
     <w:p>
       <w:r>
         <w:pict w14:anchorId="76499178">
-          <v:rect id="_x0000_i1118" style="width:0;height:1.5pt" o:hralign="center" o:hrstd="t" o:hr="t" fillcolor="#a0a0a0" stroked="f"/>
+          <v:rect id="_x0000_i1040" style="width:0;height:1.5pt" o:hralign="center" o:hrstd="t" o:hr="t" fillcolor="#a0a0a0" stroked="f"/>
         </w:pict>
       </w:r>
     </w:p>
@@ -12102,7 +12387,7 @@
     <w:p>
       <w:r>
         <w:pict w14:anchorId="7F5E8EF1">
-          <v:rect id="_x0000_i1119" style="width:0;height:1.5pt" o:hralign="center" o:hrstd="t" o:hr="t" fillcolor="#a0a0a0" stroked="f"/>
+          <v:rect id="_x0000_i1041" style="width:0;height:1.5pt" o:hralign="center" o:hrstd="t" o:hr="t" fillcolor="#a0a0a0" stroked="f"/>
         </w:pict>
       </w:r>
     </w:p>
@@ -12133,6 +12418,7 @@
           <w:b/>
           <w:bCs/>
         </w:rPr>
+        <w:lastRenderedPageBreak/>
         <w:t>Positive Numbers</w:t>
       </w:r>
     </w:p>
@@ -12185,7 +12471,6 @@
           <w:b/>
           <w:bCs/>
         </w:rPr>
-        <w:lastRenderedPageBreak/>
         <w:t>Zero</w:t>
       </w:r>
     </w:p>
@@ -12203,7 +12488,7 @@
     <w:p>
       <w:r>
         <w:pict w14:anchorId="699EB88C">
-          <v:rect id="_x0000_i1120" style="width:0;height:1.5pt" o:hralign="center" o:hrstd="t" o:hr="t" fillcolor="#a0a0a0" stroked="f"/>
+          <v:rect id="_x0000_i1042" style="width:0;height:1.5pt" o:hralign="center" o:hrstd="t" o:hr="t" fillcolor="#a0a0a0" stroked="f"/>
         </w:pict>
       </w:r>
     </w:p>
@@ -12303,7 +12588,7 @@
     <w:p>
       <w:r>
         <w:pict w14:anchorId="091ABC96">
-          <v:rect id="_x0000_i1121" style="width:0;height:1.5pt" o:hralign="center" o:hrstd="t" o:hr="t" fillcolor="#a0a0a0" stroked="f"/>
+          <v:rect id="_x0000_i1043" style="width:0;height:1.5pt" o:hralign="center" o:hrstd="t" o:hr="t" fillcolor="#a0a0a0" stroked="f"/>
         </w:pict>
       </w:r>
     </w:p>
@@ -12362,7 +12647,7 @@
     <w:p>
       <w:r>
         <w:pict w14:anchorId="61C18548">
-          <v:rect id="_x0000_i1122" style="width:0;height:1.5pt" o:hralign="center" o:hrstd="t" o:hr="t" fillcolor="#a0a0a0" stroked="f"/>
+          <v:rect id="_x0000_i1044" style="width:0;height:1.5pt" o:hralign="center" o:hrstd="t" o:hr="t" fillcolor="#a0a0a0" stroked="f"/>
         </w:pict>
       </w:r>
     </w:p>
@@ -12406,7 +12691,7 @@
     <w:p>
       <w:r>
         <w:pict w14:anchorId="5822FD3C">
-          <v:rect id="_x0000_i1123" style="width:0;height:1.5pt" o:hralign="center" o:hrstd="t" o:hr="t" fillcolor="#a0a0a0" stroked="f"/>
+          <v:rect id="_x0000_i1045" style="width:0;height:1.5pt" o:hralign="center" o:hrstd="t" o:hr="t" fillcolor="#a0a0a0" stroked="f"/>
         </w:pict>
       </w:r>
     </w:p>
@@ -12439,7 +12724,7 @@
     <w:p>
       <w:r>
         <w:pict w14:anchorId="5159DE15">
-          <v:rect id="_x0000_i1124" style="width:0;height:1.5pt" o:hralign="center" o:hrstd="t" o:hr="t" fillcolor="#a0a0a0" stroked="f"/>
+          <v:rect id="_x0000_i1046" style="width:0;height:1.5pt" o:hralign="center" o:hrstd="t" o:hr="t" fillcolor="#a0a0a0" stroked="f"/>
         </w:pict>
       </w:r>
     </w:p>
@@ -12455,6 +12740,7 @@
           <w:b/>
           <w:bCs/>
         </w:rPr>
+        <w:lastRenderedPageBreak/>
         <w:t>Automorphic Numbers</w:t>
       </w:r>
     </w:p>
@@ -12483,7 +12769,7 @@
     <w:p>
       <w:r>
         <w:pict w14:anchorId="7FA9AC0F">
-          <v:rect id="_x0000_i1125" style="width:0;height:1.5pt" o:hralign="center" o:hrstd="t" o:hr="t" fillcolor="#a0a0a0" stroked="f"/>
+          <v:rect id="_x0000_i1047" style="width:0;height:1.5pt" o:hralign="center" o:hrstd="t" o:hr="t" fillcolor="#a0a0a0" stroked="f"/>
         </w:pict>
       </w:r>
     </w:p>
@@ -12499,35 +12785,26 @@
           <w:b/>
           <w:bCs/>
         </w:rPr>
-        <w:lastRenderedPageBreak/>
         <w:t>Quick Summary</w:t>
       </w:r>
     </w:p>
     <w:tbl>
       <w:tblPr>
-        <w:tblW w:w="0" w:type="auto"/>
-        <w:tblCellSpacing w:w="15" w:type="dxa"/>
-        <w:tblCellMar>
-          <w:top w:w="15" w:type="dxa"/>
-          <w:left w:w="15" w:type="dxa"/>
-          <w:bottom w:w="15" w:type="dxa"/>
-          <w:right w:w="15" w:type="dxa"/>
-        </w:tblCellMar>
+        <w:tblStyle w:val="TableGrid"/>
+        <w:tblW w:w="5478" w:type="dxa"/>
         <w:tblLook w:val="04A0" w:firstRow="1" w:lastRow="0" w:firstColumn="1" w:lastColumn="0" w:noHBand="0" w:noVBand="1"/>
       </w:tblPr>
       <w:tblGrid>
-        <w:gridCol w:w="988"/>
-        <w:gridCol w:w="3600"/>
+        <w:gridCol w:w="1270"/>
+        <w:gridCol w:w="4208"/>
       </w:tblGrid>
       <w:tr>
         <w:trPr>
-          <w:tblHeader/>
-          <w:tblCellSpacing w:w="15" w:type="dxa"/>
+          <w:trHeight w:val="383"/>
         </w:trPr>
         <w:tc>
           <w:tcPr>
             <w:tcW w:w="0" w:type="auto"/>
-            <w:vAlign w:val="center"/>
             <w:hideMark/>
           </w:tcPr>
           <w:p>
@@ -12549,7 +12826,6 @@
         <w:tc>
           <w:tcPr>
             <w:tcW w:w="0" w:type="auto"/>
-            <w:vAlign w:val="center"/>
             <w:hideMark/>
           </w:tcPr>
           <w:p>
@@ -12571,12 +12847,11 @@
       </w:tr>
       <w:tr>
         <w:trPr>
-          <w:tblCellSpacing w:w="15" w:type="dxa"/>
+          <w:trHeight w:val="383"/>
         </w:trPr>
         <w:tc>
           <w:tcPr>
             <w:tcW w:w="0" w:type="auto"/>
-            <w:vAlign w:val="center"/>
             <w:hideMark/>
           </w:tcPr>
           <w:p>
@@ -12588,7 +12863,6 @@
         <w:tc>
           <w:tcPr>
             <w:tcW w:w="0" w:type="auto"/>
-            <w:vAlign w:val="center"/>
             <w:hideMark/>
           </w:tcPr>
           <w:p>
@@ -12600,12 +12874,11 @@
       </w:tr>
       <w:tr>
         <w:trPr>
-          <w:tblCellSpacing w:w="15" w:type="dxa"/>
+          <w:trHeight w:val="396"/>
         </w:trPr>
         <w:tc>
           <w:tcPr>
             <w:tcW w:w="0" w:type="auto"/>
-            <w:vAlign w:val="center"/>
             <w:hideMark/>
           </w:tcPr>
           <w:p>
@@ -12617,7 +12890,6 @@
         <w:tc>
           <w:tcPr>
             <w:tcW w:w="0" w:type="auto"/>
-            <w:vAlign w:val="center"/>
             <w:hideMark/>
           </w:tcPr>
           <w:p>
@@ -12629,12 +12901,11 @@
       </w:tr>
       <w:tr>
         <w:trPr>
-          <w:tblCellSpacing w:w="15" w:type="dxa"/>
+          <w:trHeight w:val="383"/>
         </w:trPr>
         <w:tc>
           <w:tcPr>
             <w:tcW w:w="0" w:type="auto"/>
-            <w:vAlign w:val="center"/>
             <w:hideMark/>
           </w:tcPr>
           <w:p>
@@ -12646,7 +12917,6 @@
         <w:tc>
           <w:tcPr>
             <w:tcW w:w="0" w:type="auto"/>
-            <w:vAlign w:val="center"/>
             <w:hideMark/>
           </w:tcPr>
           <w:p>
@@ -12658,12 +12928,11 @@
       </w:tr>
       <w:tr>
         <w:trPr>
-          <w:tblCellSpacing w:w="15" w:type="dxa"/>
+          <w:trHeight w:val="383"/>
         </w:trPr>
         <w:tc>
           <w:tcPr>
             <w:tcW w:w="0" w:type="auto"/>
-            <w:vAlign w:val="center"/>
             <w:hideMark/>
           </w:tcPr>
           <w:p>
@@ -12675,7 +12944,6 @@
         <w:tc>
           <w:tcPr>
             <w:tcW w:w="0" w:type="auto"/>
-            <w:vAlign w:val="center"/>
             <w:hideMark/>
           </w:tcPr>
           <w:p>
@@ -12687,12 +12955,11 @@
       </w:tr>
       <w:tr>
         <w:trPr>
-          <w:tblCellSpacing w:w="15" w:type="dxa"/>
+          <w:trHeight w:val="383"/>
         </w:trPr>
         <w:tc>
           <w:tcPr>
             <w:tcW w:w="0" w:type="auto"/>
-            <w:vAlign w:val="center"/>
             <w:hideMark/>
           </w:tcPr>
           <w:p>
@@ -12704,7 +12971,6 @@
         <w:tc>
           <w:tcPr>
             <w:tcW w:w="0" w:type="auto"/>
-            <w:vAlign w:val="center"/>
             <w:hideMark/>
           </w:tcPr>
           <w:p>
@@ -12716,12 +12982,11 @@
       </w:tr>
       <w:tr>
         <w:trPr>
-          <w:tblCellSpacing w:w="15" w:type="dxa"/>
+          <w:trHeight w:val="383"/>
         </w:trPr>
         <w:tc>
           <w:tcPr>
             <w:tcW w:w="0" w:type="auto"/>
-            <w:vAlign w:val="center"/>
             <w:hideMark/>
           </w:tcPr>
           <w:p>
@@ -12733,7 +12998,6 @@
         <w:tc>
           <w:tcPr>
             <w:tcW w:w="0" w:type="auto"/>
-            <w:vAlign w:val="center"/>
             <w:hideMark/>
           </w:tcPr>
           <w:p>
@@ -12747,7 +13011,7 @@
     <w:p>
       <w:r>
         <w:pict w14:anchorId="2B3AB2E3">
-          <v:rect id="_x0000_i1126" style="width:0;height:1.5pt" o:hralign="center" o:hrstd="t" o:hr="t" fillcolor="#a0a0a0" stroked="f"/>
+          <v:rect id="_x0000_i1048" style="width:0;height:1.5pt" o:hralign="center" o:hrstd="t" o:hr="t" fillcolor="#a0a0a0" stroked="f"/>
         </w:pict>
       </w:r>
     </w:p>
